--- a/講義/敷地計畫考試筆記_總整理.docx
+++ b/講義/敷地計畫考試筆記_總整理.docx
@@ -1942,6 +1942,308 @@
                 <w:sz w:val="18"/>
               </w:rPr>
               <w:t>15 分鐘不能省</w:t>
+            </w:r>
+          </w:p>
+        </w:tc>
+      </w:tr>
+    </w:tbl>
+    <w:p>
+      <w:pPr>
+        <w:spacing w:after="40"/>
+      </w:pPr>
+    </w:p>
+    <w:tbl>
+      <w:tblPr>
+        <w:tblStyle w:val="TableGrid"/>
+        <w:tblW w:type="auto" w:w="0"/>
+        <w:jc w:val="center"/>
+        <w:tblLook w:firstColumn="1" w:firstRow="1" w:lastColumn="0" w:lastRow="0" w:noHBand="0" w:noVBand="1" w:val="04A0"/>
+      </w:tblPr>
+      <w:tblGrid>
+        <w:gridCol w:w="10318"/>
+      </w:tblGrid>
+      <w:tr>
+        <w:tc>
+          <w:tcPr>
+            <w:tcW w:type="dxa" w:w="10318"/>
+            <w:shd w:val="clear" w:fill="35617F"/>
+          </w:tcPr>
+          <w:p>
+            <w:pPr>
+              <w:spacing w:before="20" w:after="20" w:line="240" w:lineRule="auto"/>
+            </w:pPr>
+            <w:r/>
+            <w:r>
+              <w:rPr>
+                <w:rFonts w:ascii="Microsoft JhengHei" w:hAnsi="Microsoft JhengHei" w:eastAsia="Microsoft JhengHei" w:cs="Microsoft JhengHei"/>
+                <w:b/>
+                <w:color w:val="FFFFFF"/>
+                <w:sz w:val="25"/>
+              </w:rPr>
+              <w:t>0.1 設計題放樣 SOP（虛空優先・量體回扣）</w:t>
+            </w:r>
+          </w:p>
+        </w:tc>
+      </w:tr>
+    </w:tbl>
+    <w:p>
+      <w:pPr>
+        <w:spacing w:after="40"/>
+      </w:pPr>
+    </w:p>
+    <w:tbl>
+      <w:tblPr>
+        <w:tblStyle w:val="TableGrid"/>
+        <w:tblW w:type="auto" w:w="0"/>
+        <w:tblLook w:firstColumn="1" w:firstRow="1" w:lastColumn="0" w:lastRow="0" w:noHBand="0" w:noVBand="1" w:val="04A0"/>
+      </w:tblPr>
+      <w:tblGrid>
+        <w:gridCol w:w="10318"/>
+      </w:tblGrid>
+      <w:tr>
+        <w:tc>
+          <w:tcPr>
+            <w:tcW w:type="dxa" w:w="10318"/>
+            <w:shd w:val="clear" w:fill="F2F4F6"/>
+          </w:tcPr>
+          <w:p>
+            <w:pPr>
+              <w:spacing w:before="0" w:after="0" w:line="240" w:lineRule="auto"/>
+            </w:pPr>
+            <w:r/>
+            <w:r>
+              <w:rPr>
+                <w:rFonts w:ascii="Consolas" w:hAnsi="Consolas" w:eastAsia="Microsoft JhengHei"/>
+                <w:sz w:val="16"/>
+              </w:rPr>
+              <w:t>① 框基地範圍（先快掃基地尺寸＋決定比例尺）</w:t>
+            </w:r>
+          </w:p>
+          <w:p>
+            <w:pPr>
+              <w:spacing w:before="0" w:after="0" w:line="240" w:lineRule="auto"/>
+            </w:pPr>
+            <w:r>
+              <w:rPr>
+                <w:rFonts w:ascii="Consolas" w:hAnsi="Consolas" w:eastAsia="Microsoft JhengHei"/>
+                <w:sz w:val="16"/>
+              </w:rPr>
+              <w:t>② 版面框架放樣（配置／剖面／透視／標題欄 → 套固定模板）</w:t>
+            </w:r>
+          </w:p>
+          <w:p>
+            <w:pPr>
+              <w:spacing w:before="0" w:after="0" w:line="240" w:lineRule="auto"/>
+            </w:pPr>
+            <w:r>
+              <w:rPr>
+                <w:rFonts w:ascii="Consolas" w:hAnsi="Consolas" w:eastAsia="Microsoft JhengHei"/>
+                <w:sz w:val="16"/>
+              </w:rPr>
+              <w:t>③ 讀題審題（圈條件＋圈英雄條件＋抄圖說清單）</w:t>
+            </w:r>
+          </w:p>
+          <w:p>
+            <w:pPr>
+              <w:spacing w:before="0" w:after="0" w:line="240" w:lineRule="auto"/>
+            </w:pPr>
+            <w:r>
+              <w:rPr>
+                <w:rFonts w:ascii="Consolas" w:hAnsi="Consolas" w:eastAsia="Microsoft JhengHei"/>
+                <w:sz w:val="16"/>
+              </w:rPr>
+              <w:t>④ 五帳計算（A／B／G／F／D → footprint、樓層、地下室）</w:t>
+            </w:r>
+          </w:p>
+          <w:p>
+            <w:pPr>
+              <w:spacing w:before="0" w:after="0" w:line="240" w:lineRule="auto"/>
+            </w:pPr>
+            <w:r>
+              <w:rPr>
+                <w:rFonts w:ascii="Consolas" w:hAnsi="Consolas" w:eastAsia="Microsoft JhengHei"/>
+                <w:sz w:val="16"/>
+              </w:rPr>
+              <w:t>⑤ 概念＋programming（英雄條件 → 一句話概念 → 泡泡／樓層／命名）</w:t>
+            </w:r>
+          </w:p>
+          <w:p>
+            <w:pPr>
+              <w:spacing w:before="0" w:after="0" w:line="240" w:lineRule="auto"/>
+            </w:pPr>
+            <w:r>
+              <w:rPr>
+                <w:rFonts w:ascii="Consolas" w:hAnsi="Consolas" w:eastAsia="Microsoft JhengHei"/>
+                <w:sz w:val="16"/>
+              </w:rPr>
+              <w:t>⑥ 先畫「開放空間骨架」（前埕／廣場／退縮／廊道，回應英雄條件）</w:t>
+            </w:r>
+          </w:p>
+          <w:p>
+            <w:pPr>
+              <w:spacing w:before="0" w:after="0" w:line="240" w:lineRule="auto"/>
+            </w:pPr>
+            <w:r>
+              <w:rPr>
+                <w:rFonts w:ascii="Consolas" w:hAnsi="Consolas" w:eastAsia="Microsoft JhengHei"/>
+                <w:sz w:val="16"/>
+              </w:rPr>
+              <w:t>⑦ 量體數字回扣：footprint 夠放？需求 P 裝得下？停車幾層？</w:t>
+            </w:r>
+          </w:p>
+          <w:p>
+            <w:pPr>
+              <w:spacing w:before="0" w:after="0" w:line="240" w:lineRule="auto"/>
+            </w:pPr>
+            <w:r>
+              <w:rPr>
+                <w:rFonts w:ascii="Consolas" w:hAnsi="Consolas" w:eastAsia="Microsoft JhengHei"/>
+                <w:sz w:val="16"/>
+              </w:rPr>
+              <w:t>⑧ 量體定位（塞進剩餘實空間）＋剖面線同步下拉</w:t>
+            </w:r>
+          </w:p>
+          <w:p>
+            <w:pPr>
+              <w:spacing w:before="0" w:after="0" w:line="240" w:lineRule="auto"/>
+            </w:pPr>
+            <w:r>
+              <w:rPr>
+                <w:rFonts w:ascii="Consolas" w:hAnsi="Consolas" w:eastAsia="Microsoft JhengHei"/>
+                <w:sz w:val="16"/>
+              </w:rPr>
+              <w:t>⑨ 墨線（配置 → 剖面 → 機能 → 透視）</w:t>
+            </w:r>
+          </w:p>
+          <w:p>
+            <w:pPr>
+              <w:spacing w:before="0" w:after="0" w:line="240" w:lineRule="auto"/>
+            </w:pPr>
+            <w:r>
+              <w:rPr>
+                <w:rFonts w:ascii="Consolas" w:hAnsi="Consolas" w:eastAsia="Microsoft JhengHei"/>
+                <w:sz w:val="16"/>
+              </w:rPr>
+              <w:t>⑩ 上色＋標註收尾（指北／比例尺／計算式／命名／檢核）</w:t>
+            </w:r>
+          </w:p>
+        </w:tc>
+      </w:tr>
+    </w:tbl>
+    <w:p>
+      <w:pPr>
+        <w:spacing w:after="40"/>
+      </w:pPr>
+    </w:p>
+    <w:p>
+      <w:pPr>
+        <w:spacing w:before="0" w:after="24" w:line="254" w:lineRule="auto"/>
+      </w:pPr>
+      <w:r>
+        <w:rPr>
+          <w:rFonts w:ascii="Microsoft JhengHei" w:hAnsi="Microsoft JhengHei" w:eastAsia="Microsoft JhengHei" w:cs="Microsoft JhengHei"/>
+          <w:b/>
+          <w:sz w:val="19"/>
+        </w:rPr>
+        <w:t>三條鐵則</w:t>
+      </w:r>
+      <w:r>
+        <w:rPr>
+          <w:rFonts w:ascii="Microsoft JhengHei" w:hAnsi="Microsoft JhengHei" w:eastAsia="Microsoft JhengHei" w:cs="Microsoft JhengHei"/>
+          <w:b w:val="0"/>
+          <w:sz w:val="19"/>
+        </w:rPr>
+        <w:t>：①</w:t>
+      </w:r>
+      <w:r>
+        <w:rPr>
+          <w:rFonts w:ascii="Microsoft JhengHei" w:hAnsi="Microsoft JhengHei" w:eastAsia="Microsoft JhengHei" w:cs="Microsoft JhengHei"/>
+          <w:b/>
+          <w:sz w:val="19"/>
+        </w:rPr>
+        <w:t>虛空優先</w:t>
+      </w:r>
+      <w:r>
+        <w:rPr>
+          <w:rFonts w:ascii="Microsoft JhengHei" w:hAnsi="Microsoft JhengHei" w:eastAsia="Microsoft JhengHei" w:cs="Microsoft JhengHei"/>
+          <w:b w:val="0"/>
+          <w:sz w:val="19"/>
+        </w:rPr>
+        <w:t>——先定開放空間，量體塞進剩餘；②</w:t>
+      </w:r>
+      <w:r>
+        <w:rPr>
+          <w:rFonts w:ascii="Microsoft JhengHei" w:hAnsi="Microsoft JhengHei" w:eastAsia="Microsoft JhengHei" w:cs="Microsoft JhengHei"/>
+          <w:b/>
+          <w:sz w:val="19"/>
+        </w:rPr>
+        <w:t>量體回扣</w:t>
+      </w:r>
+      <w:r>
+        <w:rPr>
+          <w:rFonts w:ascii="Microsoft JhengHei" w:hAnsi="Microsoft JhengHei" w:eastAsia="Microsoft JhengHei" w:cs="Microsoft JhengHei"/>
+          <w:b w:val="0"/>
+          <w:sz w:val="19"/>
+        </w:rPr>
+        <w:t>——開放空間定方向，</w:t>
+      </w:r>
+    </w:p>
+    <w:p>
+      <w:pPr>
+        <w:spacing w:before="0" w:after="24" w:line="254" w:lineRule="auto"/>
+      </w:pPr>
+      <w:r>
+        <w:rPr>
+          <w:rFonts w:ascii="Microsoft JhengHei" w:hAnsi="Microsoft JhengHei" w:eastAsia="Microsoft JhengHei" w:cs="Microsoft JhengHei"/>
+          <w:b w:val="0"/>
+          <w:sz w:val="19"/>
+        </w:rPr>
+        <w:t>但要用 P→G→F 對一次帳，避免「廣場漂亮、機能塞不下」；③</w:t>
+      </w:r>
+      <w:r>
+        <w:rPr>
+          <w:rFonts w:ascii="Microsoft JhengHei" w:hAnsi="Microsoft JhengHei" w:eastAsia="Microsoft JhengHei" w:cs="Microsoft JhengHei"/>
+          <w:b/>
+          <w:sz w:val="19"/>
+        </w:rPr>
+        <w:t>順序不可倒</w:t>
+      </w:r>
+      <w:r>
+        <w:rPr>
+          <w:rFonts w:ascii="Microsoft JhengHei" w:hAnsi="Microsoft JhengHei" w:eastAsia="Microsoft JhengHei" w:cs="Microsoft JhengHei"/>
+          <w:b w:val="0"/>
+          <w:sz w:val="19"/>
+        </w:rPr>
+        <w:t>——框基地與比例 → 算量體定概念 → 才放樣。</w:t>
+      </w:r>
+    </w:p>
+    <w:tbl>
+      <w:tblPr>
+        <w:tblStyle w:val="TableGrid"/>
+        <w:tblW w:type="auto" w:w="0"/>
+        <w:tblLook w:firstColumn="1" w:firstRow="1" w:lastColumn="0" w:lastRow="0" w:noHBand="0" w:noVBand="1" w:val="04A0"/>
+      </w:tblPr>
+      <w:tblGrid>
+        <w:gridCol w:w="10318"/>
+      </w:tblGrid>
+      <w:tr>
+        <w:tc>
+          <w:tcPr>
+            <w:tcW w:type="dxa" w:w="10318"/>
+            <w:shd w:val="clear" w:fill="FFF7E0"/>
+          </w:tcPr>
+          <w:p>
+            <w:pPr>
+              <w:spacing w:before="10" w:after="10" w:line="250" w:lineRule="auto"/>
+            </w:pPr>
+            <w:r/>
+            <w:r>
+              <w:rPr>
+                <w:rFonts w:ascii="Microsoft JhengHei" w:hAnsi="Microsoft JhengHei" w:eastAsia="Microsoft JhengHei" w:cs="Microsoft JhengHei"/>
+                <w:b w:val="0"/>
+                <w:sz w:val="18"/>
+              </w:rPr>
+              <w:t>常見失誤：框基地前沒定比例 → 畫到一半擺不下；開放空間留太多 → 超建蔽；放樣在量體計算前 → footprint 錯、打掉重畫。</w:t>
             </w:r>
           </w:p>
         </w:tc>
@@ -5529,6 +5831,76 @@
                 <w:sz w:val="25"/>
               </w:rPr>
               <w:t>2.1 ★  面積五帳（不可只算三帳）</w:t>
+            </w:r>
+          </w:p>
+        </w:tc>
+      </w:tr>
+    </w:tbl>
+    <w:p>
+      <w:pPr>
+        <w:spacing w:after="40"/>
+      </w:pPr>
+    </w:p>
+    <w:tbl>
+      <w:tblPr>
+        <w:tblStyle w:val="TableGrid"/>
+        <w:tblW w:type="auto" w:w="0"/>
+        <w:tblLook w:firstColumn="1" w:firstRow="1" w:lastColumn="0" w:lastRow="0" w:noHBand="0" w:noVBand="1" w:val="04A0"/>
+      </w:tblPr>
+      <w:tblGrid>
+        <w:gridCol w:w="10318"/>
+      </w:tblGrid>
+      <w:tr>
+        <w:tc>
+          <w:tcPr>
+            <w:tcW w:type="dxa" w:w="10318"/>
+            <w:shd w:val="clear" w:fill="FFF7E0"/>
+          </w:tcPr>
+          <w:p>
+            <w:pPr>
+              <w:spacing w:before="10" w:after="10" w:line="250" w:lineRule="auto"/>
+            </w:pPr>
+            <w:r/>
+            <w:r>
+              <w:rPr>
+                <w:rFonts w:ascii="Microsoft JhengHei" w:hAnsi="Microsoft JhengHei" w:eastAsia="Microsoft JhengHei" w:cs="Microsoft JhengHei"/>
+                <w:b w:val="0"/>
+                <w:sz w:val="18"/>
+              </w:rPr>
+              <w:t xml:space="preserve">📐 </w:t>
+            </w:r>
+            <w:r>
+              <w:rPr>
+                <w:rFonts w:ascii="Microsoft JhengHei" w:hAnsi="Microsoft JhengHei" w:eastAsia="Microsoft JhengHei" w:cs="Microsoft JhengHei"/>
+                <w:b/>
+                <w:sz w:val="18"/>
+              </w:rPr>
+              <w:t>地下室到底算不算容積、停車怎麼核算、公設口徑怎麼選</w:t>
+            </w:r>
+            <w:r>
+              <w:rPr>
+                <w:rFonts w:ascii="Microsoft JhengHei" w:hAnsi="Microsoft JhengHei" w:eastAsia="Microsoft JhengHei" w:cs="Microsoft JhengHei"/>
+                <w:b w:val="0"/>
+                <w:sz w:val="18"/>
+              </w:rPr>
+              <w:t xml:space="preserve"> → </w:t>
+            </w:r>
+            <w:r>
+              <w:rPr>
+                <w:rFonts w:ascii="Microsoft JhengHei" w:hAnsi="Microsoft JhengHei" w:eastAsia="Microsoft JhengHei" w:cs="Microsoft JhengHei"/>
+                <w:b w:val="0"/>
+                <w:color w:val="1F3B5C"/>
+                <w:sz w:val="18"/>
+              </w:rPr>
+              <w:t>24 容積與地下室計算法</w:t>
+            </w:r>
+            <w:r>
+              <w:rPr>
+                <w:rFonts w:ascii="Microsoft JhengHei" w:hAnsi="Microsoft JhengHei" w:eastAsia="Microsoft JhengHei" w:cs="Microsoft JhengHei"/>
+                <w:b w:val="0"/>
+                <w:sz w:val="18"/>
+              </w:rPr>
+              <w:t>（含五帳歸屬表與九年速查）</w:t>
             </w:r>
           </w:p>
         </w:tc>
